--- a/output/education/archive/2026-03-21_multi-agent-ai-healthcare/multi-agent-ai_guide_facilitator.docx
+++ b/output/education/archive/2026-03-21_multi-agent-ai-healthcare/multi-agent-ai_guide_facilitator.docx
@@ -84,9 +84,9 @@
         <w:tblLook w:firstColumn="1" w:firstRow="1" w:lastColumn="0" w:lastRow="0" w:noHBand="0" w:noVBand="1" w:val="04A0"/>
       </w:tblPr>
       <w:tblGrid>
-        <w:gridCol w:w="2880"/>
-        <w:gridCol w:w="2880"/>
-        <w:gridCol w:w="2880"/>
+        <w:gridCol w:w="2236"/>
+        <w:gridCol w:w="2875"/>
+        <w:gridCol w:w="3961"/>
       </w:tblGrid>
       <w:tr>
         <w:tc>
@@ -1462,10 +1462,10 @@
         <w:tblLook w:firstColumn="1" w:firstRow="1" w:lastColumn="0" w:lastRow="0" w:noHBand="0" w:noVBand="1" w:val="04A0"/>
       </w:tblPr>
       <w:tblGrid>
-        <w:gridCol w:w="2160"/>
-        <w:gridCol w:w="2160"/>
-        <w:gridCol w:w="2160"/>
-        <w:gridCol w:w="2160"/>
+        <w:gridCol w:w="850"/>
+        <w:gridCol w:w="1614"/>
+        <w:gridCol w:w="3767"/>
+        <w:gridCol w:w="3229"/>
       </w:tblGrid>
       <w:tr>
         <w:tc>
@@ -2121,9 +2121,9 @@
         <w:tblLook w:firstColumn="1" w:firstRow="1" w:lastColumn="0" w:lastRow="0" w:noHBand="0" w:noVBand="1" w:val="04A0"/>
       </w:tblPr>
       <w:tblGrid>
-        <w:gridCol w:w="2880"/>
-        <w:gridCol w:w="2880"/>
-        <w:gridCol w:w="2880"/>
+        <w:gridCol w:w="850"/>
+        <w:gridCol w:w="4358"/>
+        <w:gridCol w:w="3913"/>
       </w:tblGrid>
       <w:tr>
         <w:tc>
@@ -2604,10 +2604,10 @@
         <w:tblLook w:firstColumn="1" w:firstRow="1" w:lastColumn="0" w:lastRow="0" w:noHBand="0" w:noVBand="1" w:val="04A0"/>
       </w:tblPr>
       <w:tblGrid>
-        <w:gridCol w:w="2160"/>
-        <w:gridCol w:w="2160"/>
-        <w:gridCol w:w="2160"/>
-        <w:gridCol w:w="2160"/>
+        <w:gridCol w:w="850"/>
+        <w:gridCol w:w="4288"/>
+        <w:gridCol w:w="850"/>
+        <w:gridCol w:w="4453"/>
       </w:tblGrid>
       <w:tr>
         <w:tc>
